--- a/20_Платформа_ASP.NET/Макарчук_20_Платформа_ASP.NET.docx
+++ b/20_Платформа_ASP.NET/Макарчук_20_Платформа_ASP.NET.docx
@@ -439,6 +439,7 @@
           <w:color w:val="000000"/>
           <w:sz w:val="28"/>
           <w:szCs w:val="28"/>
+          <w:lang w:val="en-US"/>
         </w:rPr>
       </w:pPr>
       <w:r>
@@ -454,6 +455,7 @@
           <w:color w:val="000000"/>
           <w:sz w:val="28"/>
           <w:szCs w:val="28"/>
+          <w:lang w:val="en-US"/>
         </w:rPr>
         <w:t xml:space="preserve"> </w:t>
       </w:r>
@@ -470,6 +472,7 @@
           <w:color w:val="000000"/>
           <w:sz w:val="28"/>
           <w:szCs w:val="28"/>
+          <w:lang w:val="en-US"/>
         </w:rPr>
         <w:t>:</w:t>
       </w:r>
@@ -1515,6 +1518,7 @@
           <w:color w:val="000000" w:themeColor="text1"/>
           <w:sz w:val="28"/>
           <w:szCs w:val="28"/>
+          <w:lang w:val="en-US"/>
         </w:rPr>
       </w:pPr>
       <w:r>
@@ -1657,6 +1661,7 @@
           <w:color w:val="000000" w:themeColor="text1"/>
           <w:sz w:val="28"/>
           <w:szCs w:val="28"/>
+          <w:lang w:val="en-US"/>
         </w:rPr>
       </w:pPr>
       <w:r>
@@ -2649,1404 +2654,6 @@
           <w:lang w:val="en-US"/>
         </w:rPr>
         <w:t>}</w:t>
-      </w:r>
-    </w:p>
-    <w:p>
-      <w:pPr>
-        <w:pStyle w:val="aa"/>
-        <w:spacing w:before="0" w:beforeAutospacing="0" w:after="0" w:afterAutospacing="0"/>
-        <w:ind w:firstLine="709"/>
-        <w:jc w:val="both"/>
-        <w:rPr>
-          <w:color w:val="000000" w:themeColor="text1"/>
-          <w:sz w:val="28"/>
-          <w:szCs w:val="28"/>
-          <w:lang w:val="en-US"/>
-        </w:rPr>
-      </w:pPr>
-      <w:r>
-        <w:rPr>
-          <w:color w:val="000000" w:themeColor="text1"/>
-          <w:sz w:val="28"/>
-          <w:szCs w:val="28"/>
-          <w:lang w:val="en-US"/>
-        </w:rPr>
-        <w:t xml:space="preserve">@model </w:t>
-      </w:r>
-      <w:proofErr w:type="gramStart"/>
-      <w:r>
-        <w:rPr>
-          <w:color w:val="000000" w:themeColor="text1"/>
-          <w:sz w:val="28"/>
-          <w:szCs w:val="28"/>
-          <w:lang w:val="en-US"/>
-        </w:rPr>
-        <w:t>List&lt;</w:t>
-      </w:r>
-      <w:proofErr w:type="spellStart"/>
-      <w:r>
-        <w:rPr>
-          <w:color w:val="000000" w:themeColor="text1"/>
-          <w:sz w:val="28"/>
-          <w:szCs w:val="28"/>
-          <w:lang w:val="en-US"/>
-        </w:rPr>
-        <w:t>TodoListApp.Models.TodoItem</w:t>
-      </w:r>
-      <w:proofErr w:type="spellEnd"/>
-      <w:proofErr w:type="gramEnd"/>
-      <w:r>
-        <w:rPr>
-          <w:color w:val="000000" w:themeColor="text1"/>
-          <w:sz w:val="28"/>
-          <w:szCs w:val="28"/>
-          <w:lang w:val="en-US"/>
-        </w:rPr>
-        <w:t>&gt;</w:t>
-      </w:r>
-    </w:p>
-    <w:p>
-      <w:pPr>
-        <w:pStyle w:val="aa"/>
-        <w:spacing w:before="0" w:beforeAutospacing="0" w:after="0" w:afterAutospacing="0"/>
-        <w:ind w:firstLine="709"/>
-        <w:jc w:val="both"/>
-        <w:rPr>
-          <w:color w:val="000000" w:themeColor="text1"/>
-          <w:sz w:val="28"/>
-          <w:szCs w:val="28"/>
-          <w:lang w:val="en-US"/>
-        </w:rPr>
-      </w:pPr>
-      <w:r>
-        <w:rPr>
-          <w:color w:val="000000" w:themeColor="text1"/>
-          <w:sz w:val="28"/>
-          <w:szCs w:val="28"/>
-          <w:lang w:val="en-US"/>
-        </w:rPr>
-        <w:t>&lt;h2&gt;</w:t>
-      </w:r>
-      <w:r>
-        <w:rPr>
-          <w:color w:val="000000" w:themeColor="text1"/>
-          <w:sz w:val="28"/>
-          <w:szCs w:val="28"/>
-        </w:rPr>
-        <w:t>Список</w:t>
-      </w:r>
-      <w:r>
-        <w:rPr>
-          <w:color w:val="000000" w:themeColor="text1"/>
-          <w:sz w:val="28"/>
-          <w:szCs w:val="28"/>
-          <w:lang w:val="en-US"/>
-        </w:rPr>
-        <w:t xml:space="preserve"> </w:t>
-      </w:r>
-      <w:r>
-        <w:rPr>
-          <w:color w:val="000000" w:themeColor="text1"/>
-          <w:sz w:val="28"/>
-          <w:szCs w:val="28"/>
-        </w:rPr>
-        <w:t>задач</w:t>
-      </w:r>
-      <w:r>
-        <w:rPr>
-          <w:color w:val="000000" w:themeColor="text1"/>
-          <w:sz w:val="28"/>
-          <w:szCs w:val="28"/>
-          <w:lang w:val="en-US"/>
-        </w:rPr>
-        <w:t>&lt;/h2&gt;</w:t>
-      </w:r>
-    </w:p>
-    <w:p>
-      <w:pPr>
-        <w:pStyle w:val="aa"/>
-        <w:spacing w:before="0" w:beforeAutospacing="0" w:after="0" w:afterAutospacing="0"/>
-        <w:ind w:firstLine="709"/>
-        <w:jc w:val="both"/>
-        <w:rPr>
-          <w:color w:val="000000" w:themeColor="text1"/>
-          <w:sz w:val="28"/>
-          <w:szCs w:val="28"/>
-          <w:lang w:val="en-US"/>
-        </w:rPr>
-      </w:pPr>
-      <w:r>
-        <w:rPr>
-          <w:color w:val="000000" w:themeColor="text1"/>
-          <w:sz w:val="28"/>
-          <w:szCs w:val="28"/>
-          <w:lang w:val="en-US"/>
-        </w:rPr>
-        <w:t>@if (</w:t>
-      </w:r>
-      <w:proofErr w:type="spellStart"/>
-      <w:r>
-        <w:rPr>
-          <w:color w:val="000000" w:themeColor="text1"/>
-          <w:sz w:val="28"/>
-          <w:szCs w:val="28"/>
-          <w:lang w:val="en-US"/>
-        </w:rPr>
-        <w:t>TempData</w:t>
-      </w:r>
-      <w:proofErr w:type="spellEnd"/>
-      <w:r>
-        <w:rPr>
-          <w:color w:val="000000" w:themeColor="text1"/>
-          <w:sz w:val="28"/>
-          <w:szCs w:val="28"/>
-          <w:lang w:val="en-US"/>
-        </w:rPr>
-        <w:t>["Message"</w:t>
-      </w:r>
-      <w:proofErr w:type="gramStart"/>
-      <w:r>
-        <w:rPr>
-          <w:color w:val="000000" w:themeColor="text1"/>
-          <w:sz w:val="28"/>
-          <w:szCs w:val="28"/>
-          <w:lang w:val="en-US"/>
-        </w:rPr>
-        <w:t>] !</w:t>
-      </w:r>
-      <w:proofErr w:type="gramEnd"/>
-      <w:r>
-        <w:rPr>
-          <w:color w:val="000000" w:themeColor="text1"/>
-          <w:sz w:val="28"/>
-          <w:szCs w:val="28"/>
-          <w:lang w:val="en-US"/>
-        </w:rPr>
-        <w:t>= null)</w:t>
-      </w:r>
-    </w:p>
-    <w:p>
-      <w:pPr>
-        <w:pStyle w:val="aa"/>
-        <w:spacing w:before="0" w:beforeAutospacing="0" w:after="0" w:afterAutospacing="0"/>
-        <w:ind w:firstLine="709"/>
-        <w:jc w:val="both"/>
-        <w:rPr>
-          <w:color w:val="000000" w:themeColor="text1"/>
-          <w:sz w:val="28"/>
-          <w:szCs w:val="28"/>
-          <w:lang w:val="en-US"/>
-        </w:rPr>
-      </w:pPr>
-      <w:r>
-        <w:rPr>
-          <w:color w:val="000000" w:themeColor="text1"/>
-          <w:sz w:val="28"/>
-          <w:szCs w:val="28"/>
-          <w:lang w:val="en-US"/>
-        </w:rPr>
-        <w:t>{</w:t>
-      </w:r>
-    </w:p>
-    <w:p>
-      <w:pPr>
-        <w:pStyle w:val="aa"/>
-        <w:spacing w:before="0" w:beforeAutospacing="0" w:after="0" w:afterAutospacing="0"/>
-        <w:ind w:firstLine="709"/>
-        <w:jc w:val="both"/>
-        <w:rPr>
-          <w:color w:val="000000" w:themeColor="text1"/>
-          <w:sz w:val="28"/>
-          <w:szCs w:val="28"/>
-          <w:lang w:val="en-US"/>
-        </w:rPr>
-      </w:pPr>
-      <w:r>
-        <w:rPr>
-          <w:color w:val="000000" w:themeColor="text1"/>
-          <w:sz w:val="28"/>
-          <w:szCs w:val="28"/>
-          <w:lang w:val="en-US"/>
-        </w:rPr>
-        <w:t xml:space="preserve">    &lt;div style="color: green;"&gt;</w:t>
-      </w:r>
-    </w:p>
-    <w:p>
-      <w:pPr>
-        <w:pStyle w:val="aa"/>
-        <w:spacing w:before="0" w:beforeAutospacing="0" w:after="0" w:afterAutospacing="0"/>
-        <w:ind w:firstLine="709"/>
-        <w:jc w:val="both"/>
-        <w:rPr>
-          <w:color w:val="000000" w:themeColor="text1"/>
-          <w:sz w:val="28"/>
-          <w:szCs w:val="28"/>
-          <w:lang w:val="en-US"/>
-        </w:rPr>
-      </w:pPr>
-      <w:r>
-        <w:rPr>
-          <w:color w:val="000000" w:themeColor="text1"/>
-          <w:sz w:val="28"/>
-          <w:szCs w:val="28"/>
-          <w:lang w:val="en-US"/>
-        </w:rPr>
-        <w:t xml:space="preserve">        @TempData["Message"]</w:t>
-      </w:r>
-    </w:p>
-    <w:p>
-      <w:pPr>
-        <w:pStyle w:val="aa"/>
-        <w:spacing w:before="0" w:beforeAutospacing="0" w:after="0" w:afterAutospacing="0"/>
-        <w:ind w:firstLine="709"/>
-        <w:jc w:val="both"/>
-        <w:rPr>
-          <w:color w:val="000000" w:themeColor="text1"/>
-          <w:sz w:val="28"/>
-          <w:szCs w:val="28"/>
-          <w:lang w:val="en-US"/>
-        </w:rPr>
-      </w:pPr>
-      <w:r>
-        <w:rPr>
-          <w:color w:val="000000" w:themeColor="text1"/>
-          <w:sz w:val="28"/>
-          <w:szCs w:val="28"/>
-          <w:lang w:val="en-US"/>
-        </w:rPr>
-        <w:t xml:space="preserve">    &lt;/div&gt;</w:t>
-      </w:r>
-    </w:p>
-    <w:p>
-      <w:pPr>
-        <w:pStyle w:val="aa"/>
-        <w:spacing w:before="0" w:beforeAutospacing="0" w:after="0" w:afterAutospacing="0"/>
-        <w:ind w:firstLine="709"/>
-        <w:jc w:val="both"/>
-        <w:rPr>
-          <w:color w:val="000000" w:themeColor="text1"/>
-          <w:sz w:val="28"/>
-          <w:szCs w:val="28"/>
-          <w:lang w:val="en-US"/>
-        </w:rPr>
-      </w:pPr>
-      <w:r>
-        <w:rPr>
-          <w:color w:val="000000" w:themeColor="text1"/>
-          <w:sz w:val="28"/>
-          <w:szCs w:val="28"/>
-          <w:lang w:val="en-US"/>
-        </w:rPr>
-        <w:t>}</w:t>
-      </w:r>
-    </w:p>
-    <w:p>
-      <w:pPr>
-        <w:pStyle w:val="aa"/>
-        <w:spacing w:before="0" w:beforeAutospacing="0" w:after="0" w:afterAutospacing="0"/>
-        <w:ind w:firstLine="709"/>
-        <w:jc w:val="both"/>
-        <w:rPr>
-          <w:color w:val="000000" w:themeColor="text1"/>
-          <w:sz w:val="28"/>
-          <w:szCs w:val="28"/>
-          <w:lang w:val="en-US"/>
-        </w:rPr>
-      </w:pPr>
-      <w:r>
-        <w:rPr>
-          <w:color w:val="000000" w:themeColor="text1"/>
-          <w:sz w:val="28"/>
-          <w:szCs w:val="28"/>
-          <w:lang w:val="en-US"/>
-        </w:rPr>
-        <w:t>&lt;</w:t>
-      </w:r>
-      <w:r>
-        <w:rPr>
-          <w:b/>
-          <w:bCs/>
-          <w:color w:val="000000" w:themeColor="text1"/>
-          <w:sz w:val="28"/>
-          <w:szCs w:val="28"/>
-          <w:lang w:val="en-US"/>
-        </w:rPr>
-        <w:t>form</w:t>
-      </w:r>
-      <w:r>
-        <w:rPr>
-          <w:color w:val="000000" w:themeColor="text1"/>
-          <w:sz w:val="28"/>
-          <w:szCs w:val="28"/>
-          <w:lang w:val="en-US"/>
-        </w:rPr>
-        <w:t xml:space="preserve"> </w:t>
-      </w:r>
-      <w:r>
-        <w:rPr>
-          <w:b/>
-          <w:bCs/>
-          <w:color w:val="000000" w:themeColor="text1"/>
-          <w:sz w:val="28"/>
-          <w:szCs w:val="28"/>
-          <w:lang w:val="en-US"/>
-        </w:rPr>
-        <w:t>method</w:t>
-      </w:r>
-      <w:r>
-        <w:rPr>
-          <w:color w:val="000000" w:themeColor="text1"/>
-          <w:sz w:val="28"/>
-          <w:szCs w:val="28"/>
-          <w:lang w:val="en-US"/>
-        </w:rPr>
-        <w:t xml:space="preserve">="post" </w:t>
-      </w:r>
-      <w:r>
-        <w:rPr>
-          <w:b/>
-          <w:bCs/>
-          <w:color w:val="000000" w:themeColor="text1"/>
-          <w:sz w:val="28"/>
-          <w:szCs w:val="28"/>
-          <w:lang w:val="en-US"/>
-        </w:rPr>
-        <w:t>asp-action</w:t>
-      </w:r>
-      <w:r>
-        <w:rPr>
-          <w:color w:val="000000" w:themeColor="text1"/>
-          <w:sz w:val="28"/>
-          <w:szCs w:val="28"/>
-          <w:lang w:val="en-US"/>
-        </w:rPr>
-        <w:t>="Add"&gt;</w:t>
-      </w:r>
-    </w:p>
-    <w:p>
-      <w:pPr>
-        <w:pStyle w:val="aa"/>
-        <w:spacing w:before="0" w:beforeAutospacing="0" w:after="0" w:afterAutospacing="0"/>
-        <w:ind w:firstLine="709"/>
-        <w:jc w:val="both"/>
-        <w:rPr>
-          <w:color w:val="000000" w:themeColor="text1"/>
-          <w:sz w:val="28"/>
-          <w:szCs w:val="28"/>
-          <w:lang w:val="en-US"/>
-        </w:rPr>
-      </w:pPr>
-      <w:r>
-        <w:rPr>
-          <w:color w:val="000000" w:themeColor="text1"/>
-          <w:sz w:val="28"/>
-          <w:szCs w:val="28"/>
-          <w:lang w:val="en-US"/>
-        </w:rPr>
-        <w:t xml:space="preserve">    &lt;input type="text" name="Description" placeholder="</w:t>
-      </w:r>
-      <w:r>
-        <w:rPr>
-          <w:color w:val="000000" w:themeColor="text1"/>
-          <w:sz w:val="28"/>
-          <w:szCs w:val="28"/>
-        </w:rPr>
-        <w:t>Описание</w:t>
-      </w:r>
-      <w:r>
-        <w:rPr>
-          <w:color w:val="000000" w:themeColor="text1"/>
-          <w:sz w:val="28"/>
-          <w:szCs w:val="28"/>
-          <w:lang w:val="en-US"/>
-        </w:rPr>
-        <w:t xml:space="preserve"> </w:t>
-      </w:r>
-      <w:r>
-        <w:rPr>
-          <w:color w:val="000000" w:themeColor="text1"/>
-          <w:sz w:val="28"/>
-          <w:szCs w:val="28"/>
-        </w:rPr>
-        <w:t>задачи</w:t>
-      </w:r>
-      <w:r>
-        <w:rPr>
-          <w:color w:val="000000" w:themeColor="text1"/>
-          <w:sz w:val="28"/>
-          <w:szCs w:val="28"/>
-          <w:lang w:val="en-US"/>
-        </w:rPr>
-        <w:t>" required /&gt;</w:t>
-      </w:r>
-    </w:p>
-    <w:p>
-      <w:pPr>
-        <w:pStyle w:val="aa"/>
-        <w:spacing w:before="0" w:beforeAutospacing="0" w:after="0" w:afterAutospacing="0"/>
-        <w:ind w:firstLine="709"/>
-        <w:jc w:val="both"/>
-        <w:rPr>
-          <w:color w:val="000000" w:themeColor="text1"/>
-          <w:sz w:val="28"/>
-          <w:szCs w:val="28"/>
-          <w:lang w:val="en-US"/>
-        </w:rPr>
-      </w:pPr>
-      <w:r>
-        <w:rPr>
-          <w:color w:val="000000" w:themeColor="text1"/>
-          <w:sz w:val="28"/>
-          <w:szCs w:val="28"/>
-          <w:lang w:val="en-US"/>
-        </w:rPr>
-        <w:t xml:space="preserve">    &lt;input type="date" name="</w:t>
-      </w:r>
-      <w:proofErr w:type="spellStart"/>
-      <w:r>
-        <w:rPr>
-          <w:color w:val="000000" w:themeColor="text1"/>
-          <w:sz w:val="28"/>
-          <w:szCs w:val="28"/>
-          <w:lang w:val="en-US"/>
-        </w:rPr>
-        <w:t>DueDate</w:t>
-      </w:r>
-      <w:proofErr w:type="spellEnd"/>
-      <w:r>
-        <w:rPr>
-          <w:color w:val="000000" w:themeColor="text1"/>
-          <w:sz w:val="28"/>
-          <w:szCs w:val="28"/>
-          <w:lang w:val="en-US"/>
-        </w:rPr>
-        <w:t>" required /&gt;</w:t>
-      </w:r>
-    </w:p>
-    <w:p>
-      <w:pPr>
-        <w:pStyle w:val="aa"/>
-        <w:spacing w:before="0" w:beforeAutospacing="0" w:after="0" w:afterAutospacing="0"/>
-        <w:ind w:firstLine="709"/>
-        <w:jc w:val="both"/>
-        <w:rPr>
-          <w:color w:val="000000" w:themeColor="text1"/>
-          <w:sz w:val="28"/>
-          <w:szCs w:val="28"/>
-          <w:lang w:val="en-US"/>
-        </w:rPr>
-      </w:pPr>
-      <w:r>
-        <w:rPr>
-          <w:color w:val="000000" w:themeColor="text1"/>
-          <w:sz w:val="28"/>
-          <w:szCs w:val="28"/>
-          <w:lang w:val="en-US"/>
-        </w:rPr>
-        <w:t xml:space="preserve">    &lt;button type="submit"&gt;</w:t>
-      </w:r>
-      <w:r>
-        <w:rPr>
-          <w:color w:val="000000" w:themeColor="text1"/>
-          <w:sz w:val="28"/>
-          <w:szCs w:val="28"/>
-        </w:rPr>
-        <w:t>Добавить</w:t>
-      </w:r>
-      <w:r>
-        <w:rPr>
-          <w:color w:val="000000" w:themeColor="text1"/>
-          <w:sz w:val="28"/>
-          <w:szCs w:val="28"/>
-          <w:lang w:val="en-US"/>
-        </w:rPr>
-        <w:t>&lt;/button&gt;</w:t>
-      </w:r>
-    </w:p>
-    <w:p>
-      <w:pPr>
-        <w:pStyle w:val="aa"/>
-        <w:spacing w:before="0" w:beforeAutospacing="0" w:after="0" w:afterAutospacing="0"/>
-        <w:ind w:firstLine="709"/>
-        <w:jc w:val="both"/>
-        <w:rPr>
-          <w:color w:val="000000" w:themeColor="text1"/>
-          <w:sz w:val="28"/>
-          <w:szCs w:val="28"/>
-          <w:lang w:val="en-US"/>
-        </w:rPr>
-      </w:pPr>
-      <w:r>
-        <w:rPr>
-          <w:color w:val="000000" w:themeColor="text1"/>
-          <w:sz w:val="28"/>
-          <w:szCs w:val="28"/>
-          <w:lang w:val="en-US"/>
-        </w:rPr>
-        <w:t>&lt;/</w:t>
-      </w:r>
-      <w:r>
-        <w:rPr>
-          <w:b/>
-          <w:bCs/>
-          <w:color w:val="000000" w:themeColor="text1"/>
-          <w:sz w:val="28"/>
-          <w:szCs w:val="28"/>
-          <w:lang w:val="en-US"/>
-        </w:rPr>
-        <w:t>form</w:t>
-      </w:r>
-      <w:r>
-        <w:rPr>
-          <w:color w:val="000000" w:themeColor="text1"/>
-          <w:sz w:val="28"/>
-          <w:szCs w:val="28"/>
-          <w:lang w:val="en-US"/>
-        </w:rPr>
-        <w:t>&gt;</w:t>
-      </w:r>
-    </w:p>
-    <w:p>
-      <w:pPr>
-        <w:pStyle w:val="aa"/>
-        <w:spacing w:before="0" w:beforeAutospacing="0" w:after="0" w:afterAutospacing="0"/>
-        <w:ind w:firstLine="709"/>
-        <w:jc w:val="both"/>
-        <w:rPr>
-          <w:color w:val="000000" w:themeColor="text1"/>
-          <w:sz w:val="28"/>
-          <w:szCs w:val="28"/>
-          <w:lang w:val="en-US"/>
-        </w:rPr>
-      </w:pPr>
-      <w:r>
-        <w:rPr>
-          <w:color w:val="000000" w:themeColor="text1"/>
-          <w:sz w:val="28"/>
-          <w:szCs w:val="28"/>
-          <w:lang w:val="en-US"/>
-        </w:rPr>
-        <w:t>&lt;</w:t>
-      </w:r>
-      <w:proofErr w:type="spellStart"/>
-      <w:r>
-        <w:rPr>
-          <w:color w:val="000000" w:themeColor="text1"/>
-          <w:sz w:val="28"/>
-          <w:szCs w:val="28"/>
-          <w:lang w:val="en-US"/>
-        </w:rPr>
-        <w:t>br</w:t>
-      </w:r>
-      <w:proofErr w:type="spellEnd"/>
-      <w:r>
-        <w:rPr>
-          <w:color w:val="000000" w:themeColor="text1"/>
-          <w:sz w:val="28"/>
-          <w:szCs w:val="28"/>
-          <w:lang w:val="en-US"/>
-        </w:rPr>
-        <w:t xml:space="preserve"> /&gt;</w:t>
-      </w:r>
-    </w:p>
-    <w:p>
-      <w:pPr>
-        <w:pStyle w:val="aa"/>
-        <w:spacing w:before="0" w:beforeAutospacing="0" w:after="0" w:afterAutospacing="0"/>
-        <w:ind w:firstLine="709"/>
-        <w:jc w:val="both"/>
-        <w:rPr>
-          <w:color w:val="000000" w:themeColor="text1"/>
-          <w:sz w:val="28"/>
-          <w:szCs w:val="28"/>
-          <w:lang w:val="en-US"/>
-        </w:rPr>
-      </w:pPr>
-      <w:r>
-        <w:rPr>
-          <w:color w:val="000000" w:themeColor="text1"/>
-          <w:sz w:val="28"/>
-          <w:szCs w:val="28"/>
-          <w:lang w:val="en-US"/>
-        </w:rPr>
-        <w:t xml:space="preserve">&lt;a </w:t>
-      </w:r>
-      <w:proofErr w:type="spellStart"/>
-      <w:r>
-        <w:rPr>
-          <w:color w:val="000000" w:themeColor="text1"/>
-          <w:sz w:val="28"/>
-          <w:szCs w:val="28"/>
-          <w:lang w:val="en-US"/>
-        </w:rPr>
-        <w:t>href</w:t>
-      </w:r>
-      <w:proofErr w:type="spellEnd"/>
-      <w:r>
-        <w:rPr>
-          <w:color w:val="000000" w:themeColor="text1"/>
-          <w:sz w:val="28"/>
-          <w:szCs w:val="28"/>
-          <w:lang w:val="en-US"/>
-        </w:rPr>
-        <w:t>="/Todo"&gt;</w:t>
-      </w:r>
-      <w:r>
-        <w:rPr>
-          <w:color w:val="000000" w:themeColor="text1"/>
-          <w:sz w:val="28"/>
-          <w:szCs w:val="28"/>
-        </w:rPr>
-        <w:t>Все</w:t>
-      </w:r>
-      <w:r>
-        <w:rPr>
-          <w:color w:val="000000" w:themeColor="text1"/>
-          <w:sz w:val="28"/>
-          <w:szCs w:val="28"/>
-          <w:lang w:val="en-US"/>
-        </w:rPr>
-        <w:t>&lt;/a&gt; |</w:t>
-      </w:r>
-    </w:p>
-    <w:p>
-      <w:pPr>
-        <w:pStyle w:val="aa"/>
-        <w:spacing w:before="0" w:beforeAutospacing="0" w:after="0" w:afterAutospacing="0"/>
-        <w:ind w:firstLine="709"/>
-        <w:jc w:val="both"/>
-        <w:rPr>
-          <w:color w:val="000000" w:themeColor="text1"/>
-          <w:sz w:val="28"/>
-          <w:szCs w:val="28"/>
-          <w:lang w:val="en-US"/>
-        </w:rPr>
-      </w:pPr>
-      <w:r>
-        <w:rPr>
-          <w:color w:val="000000" w:themeColor="text1"/>
-          <w:sz w:val="28"/>
-          <w:szCs w:val="28"/>
-          <w:lang w:val="en-US"/>
-        </w:rPr>
-        <w:t xml:space="preserve">&lt;a </w:t>
-      </w:r>
-      <w:proofErr w:type="spellStart"/>
-      <w:r>
-        <w:rPr>
-          <w:color w:val="000000" w:themeColor="text1"/>
-          <w:sz w:val="28"/>
-          <w:szCs w:val="28"/>
-          <w:lang w:val="en-US"/>
-        </w:rPr>
-        <w:t>href</w:t>
-      </w:r>
-      <w:proofErr w:type="spellEnd"/>
-      <w:r>
-        <w:rPr>
-          <w:color w:val="000000" w:themeColor="text1"/>
-          <w:sz w:val="28"/>
-          <w:szCs w:val="28"/>
-          <w:lang w:val="en-US"/>
-        </w:rPr>
-        <w:t>="/</w:t>
-      </w:r>
-      <w:proofErr w:type="spellStart"/>
-      <w:r>
-        <w:rPr>
-          <w:color w:val="000000" w:themeColor="text1"/>
-          <w:sz w:val="28"/>
-          <w:szCs w:val="28"/>
-          <w:lang w:val="en-US"/>
-        </w:rPr>
-        <w:t>Todo?status</w:t>
-      </w:r>
-      <w:proofErr w:type="spellEnd"/>
-      <w:r>
-        <w:rPr>
-          <w:color w:val="000000" w:themeColor="text1"/>
-          <w:sz w:val="28"/>
-          <w:szCs w:val="28"/>
-          <w:lang w:val="en-US"/>
-        </w:rPr>
-        <w:t>=active"&gt;</w:t>
-      </w:r>
-      <w:r>
-        <w:rPr>
-          <w:color w:val="000000" w:themeColor="text1"/>
-          <w:sz w:val="28"/>
-          <w:szCs w:val="28"/>
-        </w:rPr>
-        <w:t>Активные</w:t>
-      </w:r>
-      <w:r>
-        <w:rPr>
-          <w:color w:val="000000" w:themeColor="text1"/>
-          <w:sz w:val="28"/>
-          <w:szCs w:val="28"/>
-          <w:lang w:val="en-US"/>
-        </w:rPr>
-        <w:t>&lt;/a&gt; |</w:t>
-      </w:r>
-    </w:p>
-    <w:p>
-      <w:pPr>
-        <w:pStyle w:val="aa"/>
-        <w:spacing w:before="0" w:beforeAutospacing="0" w:after="0" w:afterAutospacing="0"/>
-        <w:ind w:firstLine="709"/>
-        <w:jc w:val="both"/>
-        <w:rPr>
-          <w:color w:val="000000" w:themeColor="text1"/>
-          <w:sz w:val="28"/>
-          <w:szCs w:val="28"/>
-          <w:lang w:val="en-US"/>
-        </w:rPr>
-      </w:pPr>
-      <w:r>
-        <w:rPr>
-          <w:color w:val="000000" w:themeColor="text1"/>
-          <w:sz w:val="28"/>
-          <w:szCs w:val="28"/>
-          <w:lang w:val="en-US"/>
-        </w:rPr>
-        <w:t xml:space="preserve">&lt;a </w:t>
-      </w:r>
-      <w:proofErr w:type="spellStart"/>
-      <w:r>
-        <w:rPr>
-          <w:color w:val="000000" w:themeColor="text1"/>
-          <w:sz w:val="28"/>
-          <w:szCs w:val="28"/>
-          <w:lang w:val="en-US"/>
-        </w:rPr>
-        <w:t>href</w:t>
-      </w:r>
-      <w:proofErr w:type="spellEnd"/>
-      <w:r>
-        <w:rPr>
-          <w:color w:val="000000" w:themeColor="text1"/>
-          <w:sz w:val="28"/>
-          <w:szCs w:val="28"/>
-          <w:lang w:val="en-US"/>
-        </w:rPr>
-        <w:t>="/</w:t>
-      </w:r>
-      <w:proofErr w:type="spellStart"/>
-      <w:r>
-        <w:rPr>
-          <w:color w:val="000000" w:themeColor="text1"/>
-          <w:sz w:val="28"/>
-          <w:szCs w:val="28"/>
-          <w:lang w:val="en-US"/>
-        </w:rPr>
-        <w:t>Todo?status</w:t>
-      </w:r>
-      <w:proofErr w:type="spellEnd"/>
-      <w:r>
-        <w:rPr>
-          <w:color w:val="000000" w:themeColor="text1"/>
-          <w:sz w:val="28"/>
-          <w:szCs w:val="28"/>
-          <w:lang w:val="en-US"/>
-        </w:rPr>
-        <w:t>=completed"&gt;</w:t>
-      </w:r>
-      <w:r>
-        <w:rPr>
-          <w:color w:val="000000" w:themeColor="text1"/>
-          <w:sz w:val="28"/>
-          <w:szCs w:val="28"/>
-        </w:rPr>
-        <w:t>Завершённые</w:t>
-      </w:r>
-      <w:r>
-        <w:rPr>
-          <w:color w:val="000000" w:themeColor="text1"/>
-          <w:sz w:val="28"/>
-          <w:szCs w:val="28"/>
-          <w:lang w:val="en-US"/>
-        </w:rPr>
-        <w:t>&lt;/a&gt;</w:t>
-      </w:r>
-    </w:p>
-    <w:p>
-      <w:pPr>
-        <w:pStyle w:val="aa"/>
-        <w:spacing w:before="0" w:beforeAutospacing="0" w:after="0" w:afterAutospacing="0"/>
-        <w:ind w:firstLine="709"/>
-        <w:jc w:val="both"/>
-        <w:rPr>
-          <w:color w:val="000000" w:themeColor="text1"/>
-          <w:sz w:val="28"/>
-          <w:szCs w:val="28"/>
-          <w:lang w:val="en-US"/>
-        </w:rPr>
-      </w:pPr>
-      <w:r>
-        <w:rPr>
-          <w:color w:val="000000" w:themeColor="text1"/>
-          <w:sz w:val="28"/>
-          <w:szCs w:val="28"/>
-          <w:lang w:val="en-US"/>
-        </w:rPr>
-        <w:lastRenderedPageBreak/>
-        <w:t>&lt;ul&gt;</w:t>
-      </w:r>
-    </w:p>
-    <w:p>
-      <w:pPr>
-        <w:pStyle w:val="aa"/>
-        <w:spacing w:before="0" w:beforeAutospacing="0" w:after="0" w:afterAutospacing="0"/>
-        <w:ind w:firstLine="709"/>
-        <w:jc w:val="both"/>
-        <w:rPr>
-          <w:color w:val="000000" w:themeColor="text1"/>
-          <w:sz w:val="28"/>
-          <w:szCs w:val="28"/>
-          <w:lang w:val="en-US"/>
-        </w:rPr>
-      </w:pPr>
-      <w:r>
-        <w:rPr>
-          <w:color w:val="000000" w:themeColor="text1"/>
-          <w:sz w:val="28"/>
-          <w:szCs w:val="28"/>
-          <w:lang w:val="en-US"/>
-        </w:rPr>
-        <w:t xml:space="preserve">    @foreach (var item in Model)</w:t>
-      </w:r>
-    </w:p>
-    <w:p>
-      <w:pPr>
-        <w:pStyle w:val="aa"/>
-        <w:spacing w:before="0" w:beforeAutospacing="0" w:after="0" w:afterAutospacing="0"/>
-        <w:ind w:firstLine="709"/>
-        <w:jc w:val="both"/>
-        <w:rPr>
-          <w:color w:val="000000" w:themeColor="text1"/>
-          <w:sz w:val="28"/>
-          <w:szCs w:val="28"/>
-          <w:lang w:val="en-US"/>
-        </w:rPr>
-      </w:pPr>
-      <w:r>
-        <w:rPr>
-          <w:color w:val="000000" w:themeColor="text1"/>
-          <w:sz w:val="28"/>
-          <w:szCs w:val="28"/>
-          <w:lang w:val="en-US"/>
-        </w:rPr>
-        <w:t xml:space="preserve">    {</w:t>
-      </w:r>
-    </w:p>
-    <w:p>
-      <w:pPr>
-        <w:pStyle w:val="aa"/>
-        <w:spacing w:before="0" w:beforeAutospacing="0" w:after="0" w:afterAutospacing="0"/>
-        <w:ind w:firstLine="709"/>
-        <w:jc w:val="both"/>
-        <w:rPr>
-          <w:color w:val="000000" w:themeColor="text1"/>
-          <w:sz w:val="28"/>
-          <w:szCs w:val="28"/>
-          <w:lang w:val="en-US"/>
-        </w:rPr>
-      </w:pPr>
-      <w:r>
-        <w:rPr>
-          <w:color w:val="000000" w:themeColor="text1"/>
-          <w:sz w:val="28"/>
-          <w:szCs w:val="28"/>
-          <w:lang w:val="en-US"/>
-        </w:rPr>
-        <w:t xml:space="preserve">        &lt;li&gt;</w:t>
-      </w:r>
-    </w:p>
-    <w:p>
-      <w:pPr>
-        <w:pStyle w:val="aa"/>
-        <w:spacing w:before="0" w:beforeAutospacing="0" w:after="0" w:afterAutospacing="0"/>
-        <w:ind w:firstLine="709"/>
-        <w:jc w:val="both"/>
-        <w:rPr>
-          <w:color w:val="000000" w:themeColor="text1"/>
-          <w:sz w:val="28"/>
-          <w:szCs w:val="28"/>
-          <w:lang w:val="en-US"/>
-        </w:rPr>
-      </w:pPr>
-      <w:r>
-        <w:rPr>
-          <w:color w:val="000000" w:themeColor="text1"/>
-          <w:sz w:val="28"/>
-          <w:szCs w:val="28"/>
-          <w:lang w:val="en-US"/>
-        </w:rPr>
-        <w:t xml:space="preserve">            &lt;b&gt;@</w:t>
-      </w:r>
-      <w:proofErr w:type="gramStart"/>
-      <w:r>
-        <w:rPr>
-          <w:color w:val="000000" w:themeColor="text1"/>
-          <w:sz w:val="28"/>
-          <w:szCs w:val="28"/>
-          <w:lang w:val="en-US"/>
-        </w:rPr>
-        <w:t>item.Title</w:t>
-      </w:r>
-      <w:proofErr w:type="gramEnd"/>
-      <w:r>
-        <w:rPr>
-          <w:color w:val="000000" w:themeColor="text1"/>
-          <w:sz w:val="28"/>
-          <w:szCs w:val="28"/>
-          <w:lang w:val="en-US"/>
-        </w:rPr>
-        <w:t>&lt;/b&gt;</w:t>
-      </w:r>
-    </w:p>
-    <w:p>
-      <w:pPr>
-        <w:pStyle w:val="aa"/>
-        <w:spacing w:before="0" w:beforeAutospacing="0" w:after="0" w:afterAutospacing="0"/>
-        <w:ind w:firstLine="709"/>
-        <w:jc w:val="both"/>
-        <w:rPr>
-          <w:color w:val="000000" w:themeColor="text1"/>
-          <w:sz w:val="28"/>
-          <w:szCs w:val="28"/>
-          <w:lang w:val="en-US"/>
-        </w:rPr>
-      </w:pPr>
-      <w:r>
-        <w:rPr>
-          <w:color w:val="000000" w:themeColor="text1"/>
-          <w:sz w:val="28"/>
-          <w:szCs w:val="28"/>
-          <w:lang w:val="en-US"/>
-        </w:rPr>
-        <w:t xml:space="preserve">            (</w:t>
-      </w:r>
-      <w:r>
-        <w:rPr>
-          <w:color w:val="000000" w:themeColor="text1"/>
-          <w:sz w:val="28"/>
-          <w:szCs w:val="28"/>
-        </w:rPr>
-        <w:t>до</w:t>
-      </w:r>
-      <w:r>
-        <w:rPr>
-          <w:color w:val="000000" w:themeColor="text1"/>
-          <w:sz w:val="28"/>
-          <w:szCs w:val="28"/>
-          <w:lang w:val="en-US"/>
-        </w:rPr>
-        <w:t>: @</w:t>
-      </w:r>
-      <w:proofErr w:type="gramStart"/>
-      <w:r>
-        <w:rPr>
-          <w:color w:val="000000" w:themeColor="text1"/>
-          <w:sz w:val="28"/>
-          <w:szCs w:val="28"/>
-          <w:lang w:val="en-US"/>
-        </w:rPr>
-        <w:t>item.DueDate.ToShortDateString</w:t>
-      </w:r>
-      <w:proofErr w:type="gramEnd"/>
-      <w:r>
-        <w:rPr>
-          <w:color w:val="000000" w:themeColor="text1"/>
-          <w:sz w:val="28"/>
-          <w:szCs w:val="28"/>
-          <w:lang w:val="en-US"/>
-        </w:rPr>
-        <w:t>())</w:t>
-      </w:r>
-    </w:p>
-    <w:p>
-      <w:pPr>
-        <w:pStyle w:val="aa"/>
-        <w:spacing w:before="0" w:beforeAutospacing="0" w:after="0" w:afterAutospacing="0"/>
-        <w:ind w:firstLine="709"/>
-        <w:jc w:val="both"/>
-        <w:rPr>
-          <w:color w:val="000000" w:themeColor="text1"/>
-          <w:sz w:val="28"/>
-          <w:szCs w:val="28"/>
-          <w:lang w:val="en-US"/>
-        </w:rPr>
-      </w:pPr>
-    </w:p>
-    <w:p>
-      <w:pPr>
-        <w:pStyle w:val="aa"/>
-        <w:spacing w:before="0" w:beforeAutospacing="0" w:after="0" w:afterAutospacing="0"/>
-        <w:ind w:firstLine="709"/>
-        <w:jc w:val="both"/>
-        <w:rPr>
-          <w:color w:val="000000" w:themeColor="text1"/>
-          <w:sz w:val="28"/>
-          <w:szCs w:val="28"/>
-          <w:lang w:val="en-US"/>
-        </w:rPr>
-      </w:pPr>
-      <w:r>
-        <w:rPr>
-          <w:color w:val="000000" w:themeColor="text1"/>
-          <w:sz w:val="28"/>
-          <w:szCs w:val="28"/>
-          <w:lang w:val="en-US"/>
-        </w:rPr>
-        <w:t xml:space="preserve">            @if </w:t>
-      </w:r>
-      <w:proofErr w:type="gramStart"/>
-      <w:r>
-        <w:rPr>
-          <w:color w:val="000000" w:themeColor="text1"/>
-          <w:sz w:val="28"/>
-          <w:szCs w:val="28"/>
-          <w:lang w:val="en-US"/>
-        </w:rPr>
-        <w:t>(!</w:t>
-      </w:r>
-      <w:proofErr w:type="spellStart"/>
-      <w:r>
-        <w:rPr>
-          <w:color w:val="000000" w:themeColor="text1"/>
-          <w:sz w:val="28"/>
-          <w:szCs w:val="28"/>
-          <w:lang w:val="en-US"/>
-        </w:rPr>
-        <w:t>item</w:t>
-      </w:r>
-      <w:proofErr w:type="gramEnd"/>
-      <w:r>
-        <w:rPr>
-          <w:color w:val="000000" w:themeColor="text1"/>
-          <w:sz w:val="28"/>
-          <w:szCs w:val="28"/>
-          <w:lang w:val="en-US"/>
-        </w:rPr>
-        <w:t>.IsCompleted</w:t>
-      </w:r>
-      <w:proofErr w:type="spellEnd"/>
-      <w:r>
-        <w:rPr>
-          <w:color w:val="000000" w:themeColor="text1"/>
-          <w:sz w:val="28"/>
-          <w:szCs w:val="28"/>
-          <w:lang w:val="en-US"/>
-        </w:rPr>
-        <w:t>)</w:t>
-      </w:r>
-    </w:p>
-    <w:p>
-      <w:pPr>
-        <w:pStyle w:val="aa"/>
-        <w:spacing w:before="0" w:beforeAutospacing="0" w:after="0" w:afterAutospacing="0"/>
-        <w:ind w:firstLine="709"/>
-        <w:jc w:val="both"/>
-        <w:rPr>
-          <w:color w:val="000000" w:themeColor="text1"/>
-          <w:sz w:val="28"/>
-          <w:szCs w:val="28"/>
-          <w:lang w:val="en-US"/>
-        </w:rPr>
-      </w:pPr>
-      <w:r>
-        <w:rPr>
-          <w:color w:val="000000" w:themeColor="text1"/>
-          <w:sz w:val="28"/>
-          <w:szCs w:val="28"/>
-          <w:lang w:val="en-US"/>
-        </w:rPr>
-        <w:t xml:space="preserve">            {</w:t>
-      </w:r>
-    </w:p>
-    <w:p>
-      <w:pPr>
-        <w:pStyle w:val="aa"/>
-        <w:spacing w:before="0" w:beforeAutospacing="0" w:after="0" w:afterAutospacing="0"/>
-        <w:ind w:firstLine="709"/>
-        <w:jc w:val="both"/>
-        <w:rPr>
-          <w:color w:val="000000" w:themeColor="text1"/>
-          <w:sz w:val="28"/>
-          <w:szCs w:val="28"/>
-          <w:lang w:val="en-US"/>
-        </w:rPr>
-      </w:pPr>
-      <w:r>
-        <w:rPr>
-          <w:color w:val="000000" w:themeColor="text1"/>
-          <w:sz w:val="28"/>
-          <w:szCs w:val="28"/>
-          <w:lang w:val="en-US"/>
-        </w:rPr>
-        <w:t xml:space="preserve">                &lt;a </w:t>
-      </w:r>
-      <w:proofErr w:type="spellStart"/>
-      <w:r>
-        <w:rPr>
-          <w:color w:val="000000" w:themeColor="text1"/>
-          <w:sz w:val="28"/>
-          <w:szCs w:val="28"/>
-          <w:lang w:val="en-US"/>
-        </w:rPr>
-        <w:t>href</w:t>
-      </w:r>
-      <w:proofErr w:type="spellEnd"/>
-      <w:r>
-        <w:rPr>
-          <w:color w:val="000000" w:themeColor="text1"/>
-          <w:sz w:val="28"/>
-          <w:szCs w:val="28"/>
-          <w:lang w:val="en-US"/>
-        </w:rPr>
-        <w:t>="/Todo/Complete/@item.Id"&gt;</w:t>
-      </w:r>
-      <w:r>
-        <w:rPr>
-          <w:color w:val="000000" w:themeColor="text1"/>
-          <w:sz w:val="28"/>
-          <w:szCs w:val="28"/>
-        </w:rPr>
-        <w:t>Завершить</w:t>
-      </w:r>
-      <w:r>
-        <w:rPr>
-          <w:color w:val="000000" w:themeColor="text1"/>
-          <w:sz w:val="28"/>
-          <w:szCs w:val="28"/>
-          <w:lang w:val="en-US"/>
-        </w:rPr>
-        <w:t>&lt;/a&gt;</w:t>
-      </w:r>
-    </w:p>
-    <w:p>
-      <w:pPr>
-        <w:pStyle w:val="aa"/>
-        <w:spacing w:before="0" w:beforeAutospacing="0" w:after="0" w:afterAutospacing="0"/>
-        <w:ind w:firstLine="709"/>
-        <w:jc w:val="both"/>
-        <w:rPr>
-          <w:color w:val="000000" w:themeColor="text1"/>
-          <w:sz w:val="28"/>
-          <w:szCs w:val="28"/>
-          <w:lang w:val="en-US"/>
-        </w:rPr>
-      </w:pPr>
-      <w:r>
-        <w:rPr>
-          <w:color w:val="000000" w:themeColor="text1"/>
-          <w:sz w:val="28"/>
-          <w:szCs w:val="28"/>
-          <w:lang w:val="en-US"/>
-        </w:rPr>
-        <w:t xml:space="preserve">            }</w:t>
-      </w:r>
-    </w:p>
-    <w:p>
-      <w:pPr>
-        <w:pStyle w:val="aa"/>
-        <w:spacing w:before="0" w:beforeAutospacing="0" w:after="0" w:afterAutospacing="0"/>
-        <w:ind w:firstLine="709"/>
-        <w:jc w:val="both"/>
-        <w:rPr>
-          <w:color w:val="000000" w:themeColor="text1"/>
-          <w:sz w:val="28"/>
-          <w:szCs w:val="28"/>
-          <w:lang w:val="en-US"/>
-        </w:rPr>
-      </w:pPr>
-      <w:r>
-        <w:rPr>
-          <w:color w:val="000000" w:themeColor="text1"/>
-          <w:sz w:val="28"/>
-          <w:szCs w:val="28"/>
-          <w:lang w:val="en-US"/>
-        </w:rPr>
-        <w:t xml:space="preserve">            else</w:t>
-      </w:r>
-    </w:p>
-    <w:p>
-      <w:pPr>
-        <w:pStyle w:val="aa"/>
-        <w:spacing w:before="0" w:beforeAutospacing="0" w:after="0" w:afterAutospacing="0"/>
-        <w:ind w:firstLine="709"/>
-        <w:jc w:val="both"/>
-        <w:rPr>
-          <w:color w:val="000000" w:themeColor="text1"/>
-          <w:sz w:val="28"/>
-          <w:szCs w:val="28"/>
-          <w:lang w:val="en-US"/>
-        </w:rPr>
-      </w:pPr>
-      <w:r>
-        <w:rPr>
-          <w:color w:val="000000" w:themeColor="text1"/>
-          <w:sz w:val="28"/>
-          <w:szCs w:val="28"/>
-          <w:lang w:val="en-US"/>
-        </w:rPr>
-        <w:t xml:space="preserve">            {</w:t>
-      </w:r>
-    </w:p>
-    <w:p>
-      <w:pPr>
-        <w:pStyle w:val="aa"/>
-        <w:spacing w:before="0" w:beforeAutospacing="0" w:after="0" w:afterAutospacing="0"/>
-        <w:ind w:firstLine="709"/>
-        <w:jc w:val="both"/>
-        <w:rPr>
-          <w:color w:val="000000" w:themeColor="text1"/>
-          <w:sz w:val="28"/>
-          <w:szCs w:val="28"/>
-          <w:lang w:val="en-US"/>
-        </w:rPr>
-      </w:pPr>
-      <w:r>
-        <w:rPr>
-          <w:color w:val="000000" w:themeColor="text1"/>
-          <w:sz w:val="28"/>
-          <w:szCs w:val="28"/>
-          <w:lang w:val="en-US"/>
-        </w:rPr>
-        <w:t xml:space="preserve">                &lt;span&gt;(</w:t>
-      </w:r>
-      <w:r>
-        <w:rPr>
-          <w:color w:val="000000" w:themeColor="text1"/>
-          <w:sz w:val="28"/>
-          <w:szCs w:val="28"/>
-        </w:rPr>
-        <w:t>Готово</w:t>
-      </w:r>
-      <w:r>
-        <w:rPr>
-          <w:color w:val="000000" w:themeColor="text1"/>
-          <w:sz w:val="28"/>
-          <w:szCs w:val="28"/>
-          <w:lang w:val="en-US"/>
-        </w:rPr>
-        <w:t>)&lt;/span&gt;</w:t>
-      </w:r>
-    </w:p>
-    <w:p>
-      <w:pPr>
-        <w:pStyle w:val="aa"/>
-        <w:spacing w:before="0" w:beforeAutospacing="0" w:after="0" w:afterAutospacing="0"/>
-        <w:ind w:firstLine="709"/>
-        <w:jc w:val="both"/>
-        <w:rPr>
-          <w:color w:val="000000" w:themeColor="text1"/>
-          <w:sz w:val="28"/>
-          <w:szCs w:val="28"/>
-          <w:lang w:val="en-US"/>
-        </w:rPr>
-      </w:pPr>
-      <w:r>
-        <w:rPr>
-          <w:color w:val="000000" w:themeColor="text1"/>
-          <w:sz w:val="28"/>
-          <w:szCs w:val="28"/>
-          <w:lang w:val="en-US"/>
-        </w:rPr>
-        <w:t xml:space="preserve">            }</w:t>
-      </w:r>
-    </w:p>
-    <w:p>
-      <w:pPr>
-        <w:pStyle w:val="aa"/>
-        <w:spacing w:before="0" w:beforeAutospacing="0" w:after="0" w:afterAutospacing="0"/>
-        <w:ind w:firstLine="709"/>
-        <w:jc w:val="both"/>
-        <w:rPr>
-          <w:color w:val="000000" w:themeColor="text1"/>
-          <w:sz w:val="28"/>
-          <w:szCs w:val="28"/>
-          <w:lang w:val="en-US"/>
-        </w:rPr>
-      </w:pPr>
-      <w:r>
-        <w:rPr>
-          <w:color w:val="000000" w:themeColor="text1"/>
-          <w:sz w:val="28"/>
-          <w:szCs w:val="28"/>
-          <w:lang w:val="en-US"/>
-        </w:rPr>
-        <w:t xml:space="preserve">        &lt;/li&gt;</w:t>
-      </w:r>
-    </w:p>
-    <w:p>
-      <w:pPr>
-        <w:pStyle w:val="aa"/>
-        <w:spacing w:before="0" w:beforeAutospacing="0" w:after="0" w:afterAutospacing="0"/>
-        <w:ind w:firstLine="709"/>
-        <w:jc w:val="both"/>
-        <w:rPr>
-          <w:color w:val="000000" w:themeColor="text1"/>
-          <w:sz w:val="28"/>
-          <w:szCs w:val="28"/>
-        </w:rPr>
-      </w:pPr>
-      <w:r>
-        <w:rPr>
-          <w:color w:val="000000" w:themeColor="text1"/>
-          <w:sz w:val="28"/>
-          <w:szCs w:val="28"/>
-          <w:lang w:val="en-US"/>
-        </w:rPr>
-        <w:t xml:space="preserve">    </w:t>
-      </w:r>
-      <w:r>
-        <w:rPr>
-          <w:color w:val="000000" w:themeColor="text1"/>
-          <w:sz w:val="28"/>
-          <w:szCs w:val="28"/>
-        </w:rPr>
-        <w:t>}</w:t>
-      </w:r>
-    </w:p>
-    <w:p>
-      <w:pPr>
-        <w:pStyle w:val="aa"/>
-        <w:spacing w:before="0" w:beforeAutospacing="0" w:after="0" w:afterAutospacing="0"/>
-        <w:ind w:firstLine="709"/>
-        <w:jc w:val="both"/>
-        <w:rPr>
-          <w:color w:val="000000" w:themeColor="text1"/>
-          <w:sz w:val="28"/>
-          <w:szCs w:val="28"/>
-        </w:rPr>
-      </w:pPr>
-      <w:r>
-        <w:rPr>
-          <w:color w:val="000000" w:themeColor="text1"/>
-          <w:sz w:val="28"/>
-          <w:szCs w:val="28"/>
-        </w:rPr>
-        <w:t>&lt;/</w:t>
-      </w:r>
-      <w:proofErr w:type="spellStart"/>
-      <w:r>
-        <w:rPr>
-          <w:color w:val="000000" w:themeColor="text1"/>
-          <w:sz w:val="28"/>
-          <w:szCs w:val="28"/>
-        </w:rPr>
-        <w:t>ul</w:t>
-      </w:r>
-      <w:proofErr w:type="spellEnd"/>
-      <w:r>
-        <w:rPr>
-          <w:color w:val="000000" w:themeColor="text1"/>
-          <w:sz w:val="28"/>
-          <w:szCs w:val="28"/>
-        </w:rPr>
-        <w:t>&gt;</w:t>
       </w:r>
     </w:p>
     <w:p>
@@ -4517,15 +3124,7 @@
                 <w:sz w:val="28"/>
                 <w:szCs w:val="28"/>
               </w:rPr>
-              <w:t>28.04.2026)</w:t>
-            </w:r>
-            <w:r>
-              <w:rPr>
-                <w:color w:val="000000"/>
-                <w:sz w:val="28"/>
-                <w:szCs w:val="28"/>
-              </w:rPr>
-              <w:t>(</w:t>
+              <w:t>28.04.2026)(</w:t>
             </w:r>
             <w:proofErr w:type="gramEnd"/>
             <w:r>
@@ -4602,14 +3201,15 @@
       </w:pPr>
       <w:r>
         <w:rPr>
+          <w:noProof/>
           <w:color w:val="000000"/>
           <w:sz w:val="28"/>
           <w:szCs w:val="28"/>
         </w:rPr>
         <w:drawing>
-          <wp:inline distT="0" distB="0" distL="0" distR="0" wp14:anchorId="325D7FD2" wp14:editId="1C6BB787">
-            <wp:extent cx="1972945" cy="3289576"/>
-            <wp:effectExtent l="0" t="0" r="8255" b="6350"/>
+          <wp:inline distT="0" distB="0" distL="0" distR="0" wp14:anchorId="325D7FD2" wp14:editId="042025D1">
+            <wp:extent cx="1033096" cy="1722524"/>
+            <wp:effectExtent l="0" t="0" r="0" b="0"/>
             <wp:docPr id="1780601013" name="Рисунок 1"/>
             <wp:cNvGraphicFramePr>
               <a:graphicFrameLocks xmlns:a="http://schemas.openxmlformats.org/drawingml/2006/main" noChangeAspect="1"/>
@@ -4630,7 +3230,7 @@
                   <pic:spPr>
                     <a:xfrm>
                       <a:off x="0" y="0"/>
-                      <a:ext cx="2002646" cy="3339097"/>
+                      <a:ext cx="1062948" cy="1772297"/>
                     </a:xfrm>
                     <a:prstGeom prst="rect">
                       <a:avLst/>
@@ -5626,7 +4226,14 @@
                               <w:sz w:val="28"/>
                               <w:szCs w:val="28"/>
                             </w:rPr>
-                            <w:t>25</w:t>
+                            <w:t>2</w:t>
+                          </w:r>
+                          <w:r>
+                            <w:rPr>
+                              <w:sz w:val="28"/>
+                              <w:szCs w:val="28"/>
+                            </w:rPr>
+                            <w:t>6</w:t>
                           </w:r>
                           <w:r>
                             <w:rPr>
@@ -5737,7 +4344,14 @@
                         <w:sz w:val="28"/>
                         <w:szCs w:val="28"/>
                       </w:rPr>
-                      <w:t>25</w:t>
+                      <w:t>2</w:t>
+                    </w:r>
+                    <w:r>
+                      <w:rPr>
+                        <w:sz w:val="28"/>
+                        <w:szCs w:val="28"/>
+                      </w:rPr>
+                      <w:t>6</w:t>
                     </w:r>
                     <w:r>
                       <w:rPr>
@@ -9083,7 +7697,21 @@
                               <w:sz w:val="28"/>
                               <w:szCs w:val="28"/>
                             </w:rPr>
-                            <w:t>25.</w:t>
+                            <w:t>2</w:t>
+                          </w:r>
+                          <w:r>
+                            <w:rPr>
+                              <w:sz w:val="28"/>
+                              <w:szCs w:val="28"/>
+                            </w:rPr>
+                            <w:t>6</w:t>
+                          </w:r>
+                          <w:r>
+                            <w:rPr>
+                              <w:sz w:val="28"/>
+                              <w:szCs w:val="28"/>
+                            </w:rPr>
+                            <w:t>.</w:t>
                           </w:r>
                           <w:r>
                             <w:rPr>
@@ -9190,7 +7818,21 @@
                         <w:sz w:val="28"/>
                         <w:szCs w:val="28"/>
                       </w:rPr>
-                      <w:t>25.</w:t>
+                      <w:t>2</w:t>
+                    </w:r>
+                    <w:r>
+                      <w:rPr>
+                        <w:sz w:val="28"/>
+                        <w:szCs w:val="28"/>
+                      </w:rPr>
+                      <w:t>6</w:t>
+                    </w:r>
+                    <w:r>
+                      <w:rPr>
+                        <w:sz w:val="28"/>
+                        <w:szCs w:val="28"/>
+                      </w:rPr>
+                      <w:t>.</w:t>
                     </w:r>
                     <w:r>
                       <w:rPr>
@@ -14611,6 +13253,7 @@
   <w:style w:type="character" w:default="1" w:styleId="a0">
     <w:name w:val="Default Paragraph Font"/>
     <w:uiPriority w:val="1"/>
+    <w:semiHidden/>
     <w:unhideWhenUsed/>
   </w:style>
   <w:style w:type="table" w:default="1" w:styleId="a1">
